--- a/fixtures/series-seed/investment-agreement.docx
+++ b/fixtures/series-seed/investment-agreement.docx
@@ -356,18 +356,8 @@
           <w:sz w:val="22"/>
           <w:szCs w:val="22"/>
         </w:rPr>
-        <w:t>, (</w:t>
-      </w:r>
-      <w:proofErr w:type="spellStart"/>
-      <w:r>
-        <w:rPr>
-          <w:rFonts w:asciiTheme="minorHAnsi" w:hAnsiTheme="minorHAnsi" w:cstheme="minorHAnsi"/>
-          <w:sz w:val="22"/>
-          <w:szCs w:val="22"/>
-        </w:rPr>
-        <w:t>i</w:t>
-      </w:r>
-      <w:proofErr w:type="spellEnd"/>
+        <w:t>, (i</w:t>
+      </w:r>
       <w:r>
         <w:rPr>
           <w:rFonts w:asciiTheme="minorHAnsi" w:hAnsiTheme="minorHAnsi" w:cstheme="minorHAnsi"/>
@@ -2664,27 +2654,7 @@
           <w:sz w:val="22"/>
           <w:szCs w:val="22"/>
         </w:rPr>
-        <w:t xml:space="preserve">Number of Issued </w:t>
-      </w:r>
-      <w:proofErr w:type="gramStart"/>
-      <w:r>
-        <w:rPr>
-          <w:rFonts w:asciiTheme="minorHAnsi" w:hAnsiTheme="minorHAnsi" w:cstheme="minorHAnsi"/>
-          <w:b/>
-          <w:sz w:val="22"/>
-          <w:szCs w:val="22"/>
-        </w:rPr>
-        <w:t>And</w:t>
-      </w:r>
-      <w:proofErr w:type="gramEnd"/>
-      <w:r>
-        <w:rPr>
-          <w:rFonts w:asciiTheme="minorHAnsi" w:hAnsiTheme="minorHAnsi" w:cstheme="minorHAnsi"/>
-          <w:b/>
-          <w:sz w:val="22"/>
-          <w:szCs w:val="22"/>
-        </w:rPr>
-        <w:t xml:space="preserve"> Outstanding Options</w:t>
+        <w:t>Number of Issued And Outstanding Options</w:t>
       </w:r>
       <w:r>
         <w:rPr>
@@ -2979,7 +2949,6 @@
           <w:sz w:val="22"/>
           <w:szCs w:val="22"/>
         </w:rPr>
-        <w:lastRenderedPageBreak/>
         <w:t>SCHEDULE 1</w:t>
       </w:r>
     </w:p>
@@ -4139,7 +4108,6 @@
           <w:sz w:val="22"/>
           <w:szCs w:val="22"/>
         </w:rPr>
-        <w:lastRenderedPageBreak/>
         <w:t>EXHIBIT B</w:t>
       </w:r>
     </w:p>
@@ -5108,7 +5076,15 @@
           <w:sz w:val="22"/>
           <w:szCs w:val="22"/>
         </w:rPr>
-        <w:t>s who are already Purchasers under this Agreement</w:t>
+        <w:t>s who are already</w:t>
+      </w:r>
+      <w:r>
+        <w:rPr>
+          <w:rFonts w:asciiTheme="minorHAnsi" w:hAnsiTheme="minorHAnsi" w:cstheme="minorHAnsi"/>
+          <w:sz w:val="22"/>
+          <w:szCs w:val="22"/>
+        </w:rPr>
+        <w:t xml:space="preserve"> Purchasers under this Agreement</w:t>
       </w:r>
       <w:r>
         <w:rPr>
@@ -5361,16 +5337,7 @@
           <w:sz w:val="22"/>
           <w:szCs w:val="22"/>
         </w:rPr>
-        <w:t xml:space="preserve">Purchase Price therefor by check payable to the </w:t>
-      </w:r>
-      <w:r>
-        <w:rPr>
-          <w:rFonts w:asciiTheme="minorHAnsi" w:hAnsiTheme="minorHAnsi" w:cstheme="minorHAnsi"/>
-          <w:sz w:val="22"/>
-          <w:szCs w:val="22"/>
-        </w:rPr>
-        <w:lastRenderedPageBreak/>
-        <w:t xml:space="preserve">Company, by wire transfer to a bank account designated by the Company, by cancellation or conversion of indebtedness </w:t>
+        <w:t xml:space="preserve">Purchase Price therefor by check payable to the Company, by wire transfer to a bank account designated by the Company, by cancellation or conversion of indebtedness </w:t>
       </w:r>
       <w:r>
         <w:rPr>
@@ -5638,7 +5605,15 @@
           <w:sz w:val="22"/>
           <w:szCs w:val="22"/>
         </w:rPr>
-        <w:t>The Company is duly qualified to transact business as a foreign corporation and is in good standing under the laws of each jurisdiction in which the failure to so qualify or be in good standing would have a material adverse effect on the business, assets (including intangible assets), liabilities, financial condition, property, or results of operations of the Company.</w:t>
+        <w:t xml:space="preserve">The Company is duly qualified to transact business as a foreign corporation and is in good standing under the laws of each jurisdiction in which the </w:t>
+      </w:r>
+      <w:r>
+        <w:rPr>
+          <w:rFonts w:asciiTheme="minorHAnsi" w:hAnsiTheme="minorHAnsi" w:cstheme="minorHAnsi"/>
+          <w:sz w:val="22"/>
+          <w:szCs w:val="22"/>
+        </w:rPr>
+        <w:t>failure to so qualify or be in good standing would have a material adverse effect on the business, assets (including intangible assets), liabilities, financial condition, property, or results of operations of the Company.</w:t>
       </w:r>
     </w:p>
     <w:p>
@@ -5779,18 +5754,8 @@
           <w:sz w:val="22"/>
           <w:szCs w:val="22"/>
         </w:rPr>
-        <w:t>(</w:t>
-      </w:r>
-      <w:proofErr w:type="spellStart"/>
-      <w:r>
-        <w:rPr>
-          <w:rFonts w:asciiTheme="minorHAnsi" w:hAnsiTheme="minorHAnsi" w:cstheme="minorHAnsi"/>
-          <w:sz w:val="22"/>
-          <w:szCs w:val="22"/>
-        </w:rPr>
-        <w:t>i</w:t>
-      </w:r>
-      <w:proofErr w:type="spellEnd"/>
+        <w:t>(i</w:t>
+      </w:r>
       <w:r>
         <w:rPr>
           <w:rFonts w:asciiTheme="minorHAnsi" w:hAnsiTheme="minorHAnsi" w:cstheme="minorHAnsi"/>
@@ -6033,23 +5998,13 @@
         </w:rPr>
         <w:t xml:space="preserve">. </w:t>
       </w:r>
-      <w:proofErr w:type="gramStart"/>
-      <w:r>
-        <w:rPr>
-          <w:rFonts w:asciiTheme="minorHAnsi" w:hAnsiTheme="minorHAnsi" w:cstheme="minorHAnsi"/>
-          <w:sz w:val="22"/>
-          <w:szCs w:val="22"/>
-        </w:rPr>
-        <w:t>All of</w:t>
-      </w:r>
-      <w:proofErr w:type="gramEnd"/>
-      <w:r>
-        <w:rPr>
-          <w:rFonts w:asciiTheme="minorHAnsi" w:hAnsiTheme="minorHAnsi" w:cstheme="minorHAnsi"/>
-          <w:sz w:val="22"/>
-          <w:szCs w:val="22"/>
-        </w:rPr>
-        <w:t xml:space="preserve"> the outstanding shares of Common Stock are duly authorized, validly issued, fully paid and nonassessable and were issued in material compliance with all applicable federal and state securities laws</w:t>
+      <w:r>
+        <w:rPr>
+          <w:rFonts w:asciiTheme="minorHAnsi" w:hAnsiTheme="minorHAnsi" w:cstheme="minorHAnsi"/>
+          <w:sz w:val="22"/>
+          <w:szCs w:val="22"/>
+        </w:rPr>
+        <w:t>All of the outstanding shares of Common Stock are duly authorized, validly issued, fully paid and nonassessable and were issued in material compliance with all applicable federal and state securities laws</w:t>
       </w:r>
       <w:bookmarkEnd w:id="20"/>
       <w:r>
@@ -6185,21 +6140,8 @@
           <w:sz w:val="22"/>
           <w:szCs w:val="22"/>
         </w:rPr>
-        <w:t>sum of (</w:t>
-      </w:r>
-      <w:proofErr w:type="spellStart"/>
-      <w:r>
-        <w:rPr>
-          <w:rStyle w:val="DeltaViewDeletion"/>
-          <w:rFonts w:asciiTheme="minorHAnsi" w:hAnsiTheme="minorHAnsi" w:cstheme="minorHAnsi"/>
-          <w:strike w:val="0"/>
-          <w:color w:val="auto"/>
-          <w:sz w:val="22"/>
-          <w:szCs w:val="22"/>
-        </w:rPr>
-        <w:t>i</w:t>
-      </w:r>
-      <w:proofErr w:type="spellEnd"/>
+        <w:t>sum of (i</w:t>
+      </w:r>
       <w:r>
         <w:rPr>
           <w:rStyle w:val="DeltaViewDeletion"/>
@@ -6366,7 +6308,6 @@
           <w:sz w:val="22"/>
           <w:szCs w:val="22"/>
         </w:rPr>
-        <w:lastRenderedPageBreak/>
         <w:t>There are no outstanding preemptive rights, options, warrants, conversion privileges or rights (including rights of first refusal or similar rights), orally or in writing, to purchase or acquire any securities from the Company including, without limitation, any shares of Common Stock, Preferred Stock or any securities convertible into or exchangeable or exercisable for shares of Common Stock or Preferred Stock, except for (a</w:t>
       </w:r>
       <w:r>
@@ -6967,18 +6908,8 @@
           <w:sz w:val="22"/>
           <w:szCs w:val="22"/>
         </w:rPr>
-        <w:t xml:space="preserve"> (</w:t>
-      </w:r>
-      <w:proofErr w:type="spellStart"/>
-      <w:r>
-        <w:rPr>
-          <w:rFonts w:asciiTheme="minorHAnsi" w:hAnsiTheme="minorHAnsi" w:cstheme="minorHAnsi"/>
-          <w:sz w:val="22"/>
-          <w:szCs w:val="22"/>
-        </w:rPr>
-        <w:t>i</w:t>
-      </w:r>
-      <w:proofErr w:type="spellEnd"/>
+        <w:t xml:space="preserve"> (i</w:t>
+      </w:r>
       <w:r>
         <w:rPr>
           <w:rFonts w:asciiTheme="minorHAnsi" w:hAnsiTheme="minorHAnsi" w:cstheme="minorHAnsi"/>
@@ -7177,7 +7108,15 @@
           <w:sz w:val="22"/>
           <w:szCs w:val="22"/>
         </w:rPr>
-        <w:t>all options granted and Common Stock outstanding vest as follows: 25% of the shares vest one year following the vesting commencement date, with the remaining 75% vesting in equal installments over the next three years and (y</w:t>
+        <w:t xml:space="preserve">all options granted and Common Stock outstanding vest as follows: 25% of the shares </w:t>
+      </w:r>
+      <w:r>
+        <w:rPr>
+          <w:rFonts w:asciiTheme="minorHAnsi" w:hAnsiTheme="minorHAnsi" w:cstheme="minorHAnsi"/>
+          <w:sz w:val="22"/>
+          <w:szCs w:val="22"/>
+        </w:rPr>
+        <w:t>vest one year following the vesting commencement date, with the remaining 75% vesting in equal installments over the next three years and (y</w:t>
       </w:r>
       <w:r>
         <w:rPr>
@@ -7193,25 +7132,15 @@
           <w:sz w:val="22"/>
           <w:szCs w:val="22"/>
         </w:rPr>
-        <w:t>no stock plan, stock purchase, stock option or other agreement or understanding between the Company and any holder of any equity securities or rights to purchase equity securities provides for acceleration or other changes in the vesting provisions or other terms of such agreement or understanding as the result of (</w:t>
-      </w:r>
-      <w:proofErr w:type="spellStart"/>
-      <w:r>
-        <w:rPr>
-          <w:rFonts w:asciiTheme="minorHAnsi" w:hAnsiTheme="minorHAnsi" w:cstheme="minorHAnsi"/>
-          <w:sz w:val="22"/>
-          <w:szCs w:val="22"/>
-        </w:rPr>
-        <w:t>i</w:t>
-      </w:r>
-      <w:proofErr w:type="spellEnd"/>
-      <w:r>
-        <w:rPr>
-          <w:rFonts w:asciiTheme="minorHAnsi" w:hAnsiTheme="minorHAnsi" w:cstheme="minorHAnsi"/>
-          <w:sz w:val="22"/>
-          <w:szCs w:val="22"/>
-        </w:rPr>
-        <w:t>) termination of employment (whether actual or constructive), (ii) any merger, consolidated sale of stock or assets, change in control</w:t>
+        <w:t>no stock plan, stock purchase, stock option or other agreement or understanding between the Company and any holder of any equity securities or rights to purchase equity securities provides for acceleration or other changes in the vesting provisions or other terms of such agreement or understanding as the result of (i) termination of employment (whether actual or const</w:t>
+      </w:r>
+      <w:r>
+        <w:rPr>
+          <w:rFonts w:asciiTheme="minorHAnsi" w:hAnsiTheme="minorHAnsi" w:cstheme="minorHAnsi"/>
+          <w:sz w:val="22"/>
+          <w:szCs w:val="22"/>
+        </w:rPr>
+        <w:t>ructive), (ii) any merger, consolidated sale of stock or assets, change in control</w:t>
       </w:r>
       <w:r>
         <w:rPr>
@@ -7382,7 +7311,15 @@
           <w:sz w:val="22"/>
           <w:szCs w:val="22"/>
         </w:rPr>
-        <w:t>constitute the valid and legally binding obligation of the Company, enforceable against the Company in accordance with its terms</w:t>
+        <w:t>constitute the valid and legally binding obligation of the Company, enforceable against the Company in accorda</w:t>
+      </w:r>
+      <w:r>
+        <w:rPr>
+          <w:rFonts w:asciiTheme="minorHAnsi" w:hAnsiTheme="minorHAnsi" w:cstheme="minorHAnsi"/>
+          <w:sz w:val="22"/>
+          <w:szCs w:val="22"/>
+        </w:rPr>
+        <w:t>nce with its terms</w:t>
       </w:r>
       <w:r>
         <w:rPr>
@@ -7467,7 +7404,6 @@
           <w:sz w:val="22"/>
           <w:szCs w:val="22"/>
         </w:rPr>
-        <w:lastRenderedPageBreak/>
         <w:t xml:space="preserve">The shares of </w:t>
       </w:r>
       <w:r>
@@ -7668,7 +7604,15 @@
           <w:sz w:val="22"/>
           <w:szCs w:val="22"/>
         </w:rPr>
-        <w:t>with all applicable federal and state securities laws</w:t>
+        <w:t>with all applicable federal a</w:t>
+      </w:r>
+      <w:r>
+        <w:rPr>
+          <w:rFonts w:asciiTheme="minorHAnsi" w:hAnsiTheme="minorHAnsi" w:cstheme="minorHAnsi"/>
+          <w:sz w:val="22"/>
+          <w:szCs w:val="22"/>
+        </w:rPr>
+        <w:t>nd state securities laws</w:t>
       </w:r>
       <w:r>
         <w:rPr>
@@ -7847,25 +7791,7 @@
           <w:sz w:val="22"/>
           <w:szCs w:val="22"/>
         </w:rPr>
-        <w:t>No “bad actor” disqualifying event described in Rule 506(d)(1)(</w:t>
-      </w:r>
-      <w:proofErr w:type="spellStart"/>
-      <w:r>
-        <w:rPr>
-          <w:rFonts w:asciiTheme="minorHAnsi" w:hAnsiTheme="minorHAnsi" w:cstheme="minorHAnsi"/>
-          <w:sz w:val="22"/>
-          <w:szCs w:val="22"/>
-        </w:rPr>
-        <w:t>i</w:t>
-      </w:r>
-      <w:proofErr w:type="spellEnd"/>
-      <w:r>
-        <w:rPr>
-          <w:rFonts w:asciiTheme="minorHAnsi" w:hAnsiTheme="minorHAnsi" w:cstheme="minorHAnsi"/>
-          <w:sz w:val="22"/>
-          <w:szCs w:val="22"/>
-        </w:rPr>
-        <w:t>-viii) of the Securities Act (a “</w:t>
+        <w:t>No “bad actor” disqualifying event described in Rule 506(d)(1)(i-viii) of the Securities Act (a “</w:t>
       </w:r>
       <w:r>
         <w:rPr>
@@ -8149,7 +8075,15 @@
           <w:sz w:val="22"/>
           <w:szCs w:val="22"/>
         </w:rPr>
-        <w:t>”) without any violation or infringement (or in the case of third-party patents, patent applications, trademarks, trademark applications, service marks, or service mark applications, without any violation or infringement known to the Company) of the rights of others</w:t>
+        <w:t>”) without any violation or infringement (or in the case of third-party patents, patent applications, trademarks, trademark applications, service marks, or service mark applications, without any violation or infringement known to the Company) of the right</w:t>
+      </w:r>
+      <w:r>
+        <w:rPr>
+          <w:rFonts w:asciiTheme="minorHAnsi" w:hAnsiTheme="minorHAnsi" w:cstheme="minorHAnsi"/>
+          <w:sz w:val="22"/>
+          <w:szCs w:val="22"/>
+        </w:rPr>
+        <w:t>s of others</w:t>
       </w:r>
       <w:r>
         <w:rPr>
@@ -8182,7 +8116,15 @@
           <w:sz w:val="22"/>
           <w:szCs w:val="22"/>
         </w:rPr>
-        <w:t>”) of any other party, except that with respect to third-party patents, patent applications, trademarks, trademark applications, service marks, or service mark applications the foregoing representation is made to the Company’s knowledge only</w:t>
+        <w:t>”) of any other party, except that with respect to third-party patents, patent a</w:t>
+      </w:r>
+      <w:r>
+        <w:rPr>
+          <w:rFonts w:asciiTheme="minorHAnsi" w:hAnsiTheme="minorHAnsi" w:cstheme="minorHAnsi"/>
+          <w:sz w:val="22"/>
+          <w:szCs w:val="22"/>
+        </w:rPr>
+        <w:t>pplications, trademarks, trademark applications, service marks, or service mark applications the foregoing representation is made to the Company’s knowledge only</w:t>
       </w:r>
       <w:r>
         <w:rPr>
@@ -8198,16 +8140,15 @@
           <w:sz w:val="22"/>
           <w:szCs w:val="22"/>
         </w:rPr>
-        <w:t xml:space="preserve">Other than with respect to commercially available software products under standard end-user object code license agreements, there is no outstanding option, license, agreement, claim, encumbrance or shared ownership interest of any kind relating to the Company Intellectual Property, nor is the </w:t>
-      </w:r>
-      <w:r>
-        <w:rPr>
-          <w:rFonts w:asciiTheme="minorHAnsi" w:hAnsiTheme="minorHAnsi" w:cstheme="minorHAnsi"/>
-          <w:sz w:val="22"/>
-          <w:szCs w:val="22"/>
-        </w:rPr>
-        <w:lastRenderedPageBreak/>
-        <w:t xml:space="preserve">Company bound by or a party to any options, licenses or agreements of any kind with respect to the Intellectual Property of any other </w:t>
+        <w:t>Other than with respect to commercially available software products under standard end-user object code license agreements, there is no outstanding option, license, agreement, claim, encumbrance or shared ownership interest of any kind relating to the Company Intellectual Property, nor is the Company bound by or a party to any options, licenses or</w:t>
+      </w:r>
+      <w:r>
+        <w:rPr>
+          <w:rFonts w:asciiTheme="minorHAnsi" w:hAnsiTheme="minorHAnsi" w:cstheme="minorHAnsi"/>
+          <w:sz w:val="22"/>
+          <w:szCs w:val="22"/>
+        </w:rPr>
+        <w:t xml:space="preserve"> agreements of any kind with respect to the Intellectual Property of any other </w:t>
       </w:r>
       <w:r>
         <w:rPr>
@@ -8326,18 +8267,8 @@
           <w:sz w:val="22"/>
           <w:szCs w:val="22"/>
         </w:rPr>
-        <w:t xml:space="preserve"> assignment of </w:t>
-      </w:r>
-      <w:proofErr w:type="gramStart"/>
-      <w:r>
-        <w:rPr>
-          <w:rFonts w:asciiTheme="minorHAnsi" w:hAnsiTheme="minorHAnsi" w:cstheme="minorHAnsi"/>
-          <w:sz w:val="22"/>
-          <w:szCs w:val="22"/>
-        </w:rPr>
-        <w:t>inventions</w:t>
-      </w:r>
-      <w:proofErr w:type="gramEnd"/>
+        <w:t xml:space="preserve"> assignment of inventions</w:t>
+      </w:r>
       <w:r>
         <w:rPr>
           <w:rFonts w:asciiTheme="minorHAnsi" w:hAnsiTheme="minorHAnsi" w:cstheme="minorHAnsi"/>
@@ -8408,7 +8339,15 @@
           <w:sz w:val="22"/>
           <w:szCs w:val="22"/>
         </w:rPr>
-        <w:t xml:space="preserve">To the Company’s knowledge, none of its employees is obligated under any judgment, decree, contract, covenant or agreement that would materially interfere with </w:t>
+        <w:t>To the Company’s kn</w:t>
+      </w:r>
+      <w:r>
+        <w:rPr>
+          <w:rFonts w:asciiTheme="minorHAnsi" w:hAnsiTheme="minorHAnsi" w:cstheme="minorHAnsi"/>
+          <w:sz w:val="22"/>
+          <w:szCs w:val="22"/>
+        </w:rPr>
+        <w:t xml:space="preserve">owledge, none of its employees is obligated under any judgment, decree, contract, covenant or agreement that would materially interfere with </w:t>
       </w:r>
       <w:r>
         <w:rPr>
@@ -8464,7 +8403,15 @@
           <w:sz w:val="22"/>
           <w:szCs w:val="22"/>
         </w:rPr>
-        <w:t>83(b) of the Internal Revenue Code of 1986, as amended.</w:t>
+        <w:t>83(b) of the Internal Reven</w:t>
+      </w:r>
+      <w:r>
+        <w:rPr>
+          <w:rFonts w:asciiTheme="minorHAnsi" w:hAnsiTheme="minorHAnsi" w:cstheme="minorHAnsi"/>
+          <w:sz w:val="22"/>
+          <w:szCs w:val="22"/>
+        </w:rPr>
+        <w:t>ue Code of 1986, as amended.</w:t>
       </w:r>
     </w:p>
     <w:p>
@@ -8623,9 +8570,24 @@
           <w:sz w:val="22"/>
           <w:szCs w:val="22"/>
         </w:rPr>
-        <w:t>giving of notice, either (</w:t>
-      </w:r>
-      <w:proofErr w:type="spellStart"/>
+        <w:t>giving of notice, either (i</w:t>
+      </w:r>
+      <w:r>
+        <w:rPr>
+          <w:rFonts w:asciiTheme="minorHAnsi" w:hAnsiTheme="minorHAnsi" w:cstheme="minorHAnsi"/>
+          <w:sz w:val="22"/>
+          <w:szCs w:val="22"/>
+        </w:rPr>
+        <w:t>) </w:t>
+      </w:r>
+      <w:r>
+        <w:rPr>
+          <w:rFonts w:asciiTheme="minorHAnsi" w:hAnsiTheme="minorHAnsi" w:cstheme="minorHAnsi"/>
+          <w:sz w:val="22"/>
+          <w:szCs w:val="22"/>
+        </w:rPr>
+        <w:t>a default under any such judgment, order, writ, decree, agreement, instrument, contract, lease, note, indenture, mortgage or purchase order or (i</w:t>
+      </w:r>
       <w:r>
         <w:rPr>
           <w:rFonts w:asciiTheme="minorHAnsi" w:hAnsiTheme="minorHAnsi" w:cstheme="minorHAnsi"/>
@@ -8633,23 +8595,6 @@
           <w:szCs w:val="22"/>
         </w:rPr>
         <w:t>i</w:t>
-      </w:r>
-      <w:proofErr w:type="spellEnd"/>
-      <w:r>
-        <w:rPr>
-          <w:rFonts w:asciiTheme="minorHAnsi" w:hAnsiTheme="minorHAnsi" w:cstheme="minorHAnsi"/>
-          <w:sz w:val="22"/>
-          <w:szCs w:val="22"/>
-        </w:rPr>
-        <w:t>) </w:t>
-      </w:r>
-      <w:r>
-        <w:rPr>
-          <w:rFonts w:asciiTheme="minorHAnsi" w:hAnsiTheme="minorHAnsi" w:cstheme="minorHAnsi"/>
-          <w:sz w:val="22"/>
-          <w:szCs w:val="22"/>
-        </w:rPr>
-        <w:t>a default under any such judgment, order, writ, decree, agreement, instrument, contract, lease, note, indenture, mortgage or purchase order or (ii</w:t>
       </w:r>
       <w:r>
         <w:rPr>
@@ -8866,7 +8811,15 @@
           <w:sz w:val="22"/>
           <w:szCs w:val="22"/>
         </w:rPr>
-        <w:t>the license of any Intellectual Property to or from the Company other than licenses with respect to commercially available software products under standard end-user object code license agreements or standard customer terms of service and privacy policies for Internet sites, (c</w:t>
+        <w:t>the license of any Intellectual Property to or from the Company other than licenses with respect to commercially available software products under standard end-user object code license agreements or standard customer terms of service and privacy pol</w:t>
+      </w:r>
+      <w:r>
+        <w:rPr>
+          <w:rFonts w:asciiTheme="minorHAnsi" w:hAnsiTheme="minorHAnsi" w:cstheme="minorHAnsi"/>
+          <w:sz w:val="22"/>
+          <w:szCs w:val="22"/>
+        </w:rPr>
+        <w:t>icies for Internet sites, (c</w:t>
       </w:r>
       <w:r>
         <w:rPr>
@@ -8992,36 +8945,16 @@
           <w:sz w:val="22"/>
           <w:szCs w:val="22"/>
         </w:rPr>
-        <w:t xml:space="preserve">and is </w:t>
-      </w:r>
-      <w:r>
-        <w:rPr>
-          <w:rFonts w:asciiTheme="minorHAnsi" w:hAnsiTheme="minorHAnsi" w:cstheme="minorHAnsi"/>
-          <w:color w:val="000000"/>
-          <w:sz w:val="22"/>
-          <w:szCs w:val="22"/>
-        </w:rPr>
-        <w:lastRenderedPageBreak/>
-        <w:t>enforceable by the Company in accordance with its respective terms</w:t>
-      </w:r>
-      <w:r>
-        <w:rPr>
-          <w:rFonts w:asciiTheme="minorHAnsi" w:hAnsiTheme="minorHAnsi" w:cstheme="minorHAnsi"/>
-          <w:sz w:val="22"/>
-          <w:szCs w:val="22"/>
-        </w:rPr>
-        <w:t>, except as may be limited by (</w:t>
-      </w:r>
-      <w:proofErr w:type="spellStart"/>
-      <w:r>
-        <w:rPr>
-          <w:rFonts w:asciiTheme="minorHAnsi" w:hAnsiTheme="minorHAnsi" w:cstheme="minorHAnsi"/>
-          <w:sz w:val="22"/>
-          <w:szCs w:val="22"/>
-        </w:rPr>
-        <w:t>i</w:t>
-      </w:r>
-      <w:proofErr w:type="spellEnd"/>
+        <w:t>and is enforceable by the Company in accordance with its respective terms</w:t>
+      </w:r>
+      <w:r>
+        <w:rPr>
+          <w:rFonts w:asciiTheme="minorHAnsi" w:hAnsiTheme="minorHAnsi" w:cstheme="minorHAnsi"/>
+          <w:sz w:val="22"/>
+          <w:szCs w:val="22"/>
+        </w:rPr>
+        <w:t>, except as may be limited by (i</w:t>
+      </w:r>
       <w:r>
         <w:rPr>
           <w:rFonts w:asciiTheme="minorHAnsi" w:hAnsiTheme="minorHAnsi" w:cstheme="minorHAnsi"/>
@@ -9101,25 +9034,7 @@
           <w:sz w:val="22"/>
           <w:szCs w:val="22"/>
         </w:rPr>
-        <w:t xml:space="preserve">The Company has no liabilities or obligations, contingent or otherwise, </w:t>
-      </w:r>
-      <w:proofErr w:type="gramStart"/>
-      <w:r>
-        <w:rPr>
-          <w:rFonts w:asciiTheme="minorHAnsi" w:hAnsiTheme="minorHAnsi" w:cstheme="minorHAnsi"/>
-          <w:sz w:val="22"/>
-          <w:szCs w:val="22"/>
-        </w:rPr>
-        <w:t>in excess of</w:t>
-      </w:r>
-      <w:proofErr w:type="gramEnd"/>
-      <w:r>
-        <w:rPr>
-          <w:rFonts w:asciiTheme="minorHAnsi" w:hAnsiTheme="minorHAnsi" w:cstheme="minorHAnsi"/>
-          <w:sz w:val="22"/>
-          <w:szCs w:val="22"/>
-        </w:rPr>
-        <w:t xml:space="preserve"> $25,000 individually or $100,000 in the aggregate.</w:t>
+        <w:t>The Company has no liabilities or obligations, contingent or otherwise, in excess of $25,000 individually or $100,000 in the aggregate.</w:t>
       </w:r>
     </w:p>
     <w:p>
@@ -9508,7 +9423,15 @@
           <w:sz w:val="22"/>
           <w:szCs w:val="22"/>
         </w:rPr>
-        <w:t xml:space="preserve"> to sell, transfer or grant participations to such </w:t>
+        <w:t xml:space="preserve"> to sell, transfer or grant partic</w:t>
+      </w:r>
+      <w:r>
+        <w:rPr>
+          <w:rFonts w:asciiTheme="minorHAnsi" w:hAnsiTheme="minorHAnsi" w:cstheme="minorHAnsi"/>
+          <w:sz w:val="22"/>
+          <w:szCs w:val="22"/>
+        </w:rPr>
+        <w:t xml:space="preserve">ipations to such </w:t>
       </w:r>
       <w:r>
         <w:rPr>
@@ -9912,7 +9835,15 @@
           <w:sz w:val="22"/>
           <w:szCs w:val="22"/>
         </w:rPr>
-        <w:t>Seed Preferred Stock are “restricted securities” under applicable United States federal and state securities laws and that, pursuant to these laws, the Purchaser must hold the</w:t>
+        <w:t>Seed Preferred Stock are “restricted securities” under applicable United States federal and state securities law</w:t>
+      </w:r>
+      <w:r>
+        <w:rPr>
+          <w:rFonts w:asciiTheme="minorHAnsi" w:hAnsiTheme="minorHAnsi" w:cstheme="minorHAnsi"/>
+          <w:sz w:val="22"/>
+          <w:szCs w:val="22"/>
+        </w:rPr>
+        <w:t>s and that, pursuant to these laws, the Purchaser must hold the</w:t>
       </w:r>
       <w:r>
         <w:rPr>
@@ -9993,7 +9924,15 @@
           <w:sz w:val="22"/>
           <w:szCs w:val="22"/>
         </w:rPr>
-        <w:t>The Purchaser further acknowledges that if an exemption from registration or qualification is available, it may be conditioned on various requirements including, but not limited to, the time and manner of sale</w:t>
+        <w:t>The Purchaser further acknowledges that if an exemption from registration or qualification is availa</w:t>
+      </w:r>
+      <w:r>
+        <w:rPr>
+          <w:rFonts w:asciiTheme="minorHAnsi" w:hAnsiTheme="minorHAnsi" w:cstheme="minorHAnsi"/>
+          <w:sz w:val="22"/>
+          <w:szCs w:val="22"/>
+        </w:rPr>
+        <w:t>ble, it may be conditioned on various requirements including, but not limited to, the time and manner of sale</w:t>
       </w:r>
       <w:r>
         <w:rPr>
@@ -10025,16 +9964,7 @@
           <w:sz w:val="22"/>
           <w:szCs w:val="22"/>
         </w:rPr>
-        <w:t xml:space="preserve">Seed Preferred Stock, and on requirements relating to </w:t>
-      </w:r>
-      <w:r>
-        <w:rPr>
-          <w:rFonts w:asciiTheme="minorHAnsi" w:hAnsiTheme="minorHAnsi" w:cstheme="minorHAnsi"/>
-          <w:sz w:val="22"/>
-          <w:szCs w:val="22"/>
-        </w:rPr>
-        <w:lastRenderedPageBreak/>
-        <w:t xml:space="preserve">the Company </w:t>
+        <w:t xml:space="preserve">Seed Preferred Stock, and on requirements relating to the Company </w:t>
       </w:r>
       <w:r>
         <w:rPr>
@@ -10288,25 +10218,7 @@
           <w:sz w:val="22"/>
           <w:szCs w:val="22"/>
         </w:rPr>
-        <w:t xml:space="preserve">Seed Preferred Stock represented by the certificate so </w:t>
-      </w:r>
-      <w:proofErr w:type="spellStart"/>
-      <w:r>
-        <w:rPr>
-          <w:rFonts w:asciiTheme="minorHAnsi" w:hAnsiTheme="minorHAnsi" w:cstheme="minorHAnsi"/>
-          <w:sz w:val="22"/>
-          <w:szCs w:val="22"/>
-        </w:rPr>
-        <w:t>legended</w:t>
-      </w:r>
-      <w:proofErr w:type="spellEnd"/>
-      <w:r>
-        <w:rPr>
-          <w:rFonts w:asciiTheme="minorHAnsi" w:hAnsiTheme="minorHAnsi" w:cstheme="minorHAnsi"/>
-          <w:sz w:val="22"/>
-          <w:szCs w:val="22"/>
-        </w:rPr>
-        <w:t>; and (c</w:t>
+        <w:t>Seed Preferred Stock represented by the certificate so legended; and (c</w:t>
       </w:r>
       <w:r>
         <w:rPr>
@@ -10359,25 +10271,7 @@
           <w:sz w:val="22"/>
           <w:szCs w:val="22"/>
         </w:rPr>
-        <w:t xml:space="preserve">NO TRANSFER MAY BE </w:t>
-      </w:r>
-      <w:proofErr w:type="gramStart"/>
-      <w:r>
-        <w:rPr>
-          <w:rFonts w:asciiTheme="minorHAnsi" w:hAnsiTheme="minorHAnsi" w:cstheme="minorHAnsi"/>
-          <w:sz w:val="22"/>
-          <w:szCs w:val="22"/>
-        </w:rPr>
-        <w:t>EFFECTED</w:t>
-      </w:r>
-      <w:proofErr w:type="gramEnd"/>
-      <w:r>
-        <w:rPr>
-          <w:rFonts w:asciiTheme="minorHAnsi" w:hAnsiTheme="minorHAnsi" w:cstheme="minorHAnsi"/>
-          <w:sz w:val="22"/>
-          <w:szCs w:val="22"/>
-        </w:rPr>
-        <w:t xml:space="preserve"> WITHOUT AN EFFECTIVE REGISTRATION STATEMENT RELATED THERETO OR AN OPINION OF COUNSEL IN A FORM REASONABLY SATISFACTORY TO THE COMPANY THAT SUCH REGISTRATION IS NOT REQUIRED UNDER THE SECURITIES ACT OF 1933, AS AMENDED.”</w:t>
+        <w:t>NO TRANSFER MAY BE EFFECTED WITHOUT AN EFFECTIVE REGISTRATION STATEMENT RELATED THERETO OR AN OPINION OF COUNSEL IN A FORM REASONABLY SATISFACTORY TO THE COMPANY THAT SUCH REGISTRATION IS NOT REQUIRED UNDER THE SECURITIES ACT OF 1933, AS AMENDED.”</w:t>
       </w:r>
     </w:p>
     <w:p>
@@ -10472,43 +10366,15 @@
           <w:sz w:val="22"/>
           <w:szCs w:val="22"/>
         </w:rPr>
-        <w:t xml:space="preserve">Purchaser </w:t>
-      </w:r>
-      <w:proofErr w:type="gramStart"/>
-      <w:r>
-        <w:rPr>
-          <w:rFonts w:asciiTheme="minorHAnsi" w:hAnsiTheme="minorHAnsi" w:cstheme="minorHAnsi"/>
-          <w:sz w:val="22"/>
-          <w:szCs w:val="22"/>
-        </w:rPr>
-        <w:t>is able to</w:t>
-      </w:r>
-      <w:proofErr w:type="gramEnd"/>
-      <w:r>
-        <w:rPr>
-          <w:rFonts w:asciiTheme="minorHAnsi" w:hAnsiTheme="minorHAnsi" w:cstheme="minorHAnsi"/>
-          <w:sz w:val="22"/>
-          <w:szCs w:val="22"/>
-        </w:rPr>
-        <w:t xml:space="preserve"> fend for itself, can bear the economic risk of its investment, and has such knowledge and experience in financial or business matters that it </w:t>
-      </w:r>
-      <w:proofErr w:type="gramStart"/>
-      <w:r>
-        <w:rPr>
-          <w:rFonts w:asciiTheme="minorHAnsi" w:hAnsiTheme="minorHAnsi" w:cstheme="minorHAnsi"/>
-          <w:sz w:val="22"/>
-          <w:szCs w:val="22"/>
-        </w:rPr>
-        <w:t>is capable of evaluating</w:t>
-      </w:r>
-      <w:proofErr w:type="gramEnd"/>
-      <w:r>
-        <w:rPr>
-          <w:rFonts w:asciiTheme="minorHAnsi" w:hAnsiTheme="minorHAnsi" w:cstheme="minorHAnsi"/>
-          <w:sz w:val="22"/>
-          <w:szCs w:val="22"/>
-        </w:rPr>
-        <w:t xml:space="preserve"> the merits and risks of the investment in the shares of </w:t>
+        <w:t>Purchaser is able to</w:t>
+      </w:r>
+      <w:r>
+        <w:rPr>
+          <w:rFonts w:asciiTheme="minorHAnsi" w:hAnsiTheme="minorHAnsi" w:cstheme="minorHAnsi"/>
+          <w:sz w:val="22"/>
+          <w:szCs w:val="22"/>
+        </w:rPr>
+        <w:t xml:space="preserve"> fend for itself, can bear the economic risk of its investment, and has such knowledge and experience in financial or business matters that it is capable of evaluating the merits and risks of the investment in the shares of </w:t>
       </w:r>
       <w:r>
         <w:rPr>
@@ -10765,7 +10631,15 @@
           <w:sz w:val="22"/>
           <w:szCs w:val="22"/>
         </w:rPr>
-        <w:t>Seed Preferred Stock.</w:t>
+        <w:t>Seed Preferred</w:t>
+      </w:r>
+      <w:r>
+        <w:rPr>
+          <w:rFonts w:asciiTheme="minorHAnsi" w:hAnsiTheme="minorHAnsi" w:cstheme="minorHAnsi"/>
+          <w:sz w:val="22"/>
+          <w:szCs w:val="22"/>
+        </w:rPr>
+        <w:t xml:space="preserve"> Stock.</w:t>
       </w:r>
     </w:p>
     <w:p>
@@ -10846,16 +10720,15 @@
           <w:sz w:val="22"/>
           <w:szCs w:val="22"/>
         </w:rPr>
-        <w:t xml:space="preserve">If the Purchaser is not a resident of the United States, the Purchaser will make such additional representations and warranties relating to such Purchaser’s status as a non-United States resident as may reasonably be requested by the Company and will execute and deliver such documents or agreements as may reasonably be requested </w:t>
-      </w:r>
-      <w:r>
-        <w:rPr>
-          <w:rFonts w:asciiTheme="minorHAnsi" w:hAnsiTheme="minorHAnsi" w:cstheme="minorHAnsi"/>
-          <w:sz w:val="22"/>
-          <w:szCs w:val="22"/>
-        </w:rPr>
-        <w:lastRenderedPageBreak/>
-        <w:t xml:space="preserve">by the Company relating thereto as a condition to the purchase and sale of any shares of </w:t>
+        <w:t>If the Purchaser is not a resident of the United States, the Purchaser will make such additional representations and warranties relating to such Purchaser’s status as a non-United States resident as may reasonably be requested by the Company and will execute and deliver such documents or agreem</w:t>
+      </w:r>
+      <w:r>
+        <w:rPr>
+          <w:rFonts w:asciiTheme="minorHAnsi" w:hAnsiTheme="minorHAnsi" w:cstheme="minorHAnsi"/>
+          <w:sz w:val="22"/>
+          <w:szCs w:val="22"/>
+        </w:rPr>
+        <w:t xml:space="preserve">ents as may reasonably be requested by the Company relating thereto as a condition to the purchase and sale of any shares of </w:t>
       </w:r>
       <w:r>
         <w:rPr>
@@ -10925,25 +10798,7 @@
           <w:sz w:val="22"/>
           <w:szCs w:val="22"/>
         </w:rPr>
-        <w:t>Any Board Designee to whom any Disqualification Event is applicable, except for a Disqualification Event as to which Rule 506(d)(</w:t>
-      </w:r>
-      <w:proofErr w:type="gramStart"/>
-      <w:r>
-        <w:rPr>
-          <w:rFonts w:asciiTheme="minorHAnsi" w:hAnsiTheme="minorHAnsi" w:cstheme="minorHAnsi"/>
-          <w:sz w:val="22"/>
-          <w:szCs w:val="22"/>
-        </w:rPr>
-        <w:t>2)(</w:t>
-      </w:r>
-      <w:proofErr w:type="gramEnd"/>
-      <w:r>
-        <w:rPr>
-          <w:rFonts w:asciiTheme="minorHAnsi" w:hAnsiTheme="minorHAnsi" w:cstheme="minorHAnsi"/>
-          <w:sz w:val="22"/>
-          <w:szCs w:val="22"/>
-        </w:rPr>
-        <w:t>ii-iv) or (d)(3) of the Securities Act is applicable, is hereinafter referred to as a “</w:t>
+        <w:t>Any Board Designee to whom any Disqualification Event is applicable, except for a Disqualification Event as to which Rule 506(d)(2)(ii-iv) or (d)(3) of the Securities Act is applicable, is hereinafter referred to as a “</w:t>
       </w:r>
       <w:r>
         <w:rPr>
@@ -11250,7 +11105,15 @@
           <w:sz w:val="22"/>
           <w:szCs w:val="22"/>
         </w:rPr>
-        <w:t xml:space="preserve">such Purchaser’s Convertible Securities hereby are and will be deemed for all purposes to have been amended and modified by virtue hereof to the full extent necessary to permit and facilitate their conversion into the shares of Series Seed Preferred Stock, and, immediately prior to the Initial Closing, such Convertible Securities shall be deemed terminated in full and null, void and of no further force or effect; provided that the foregoing will not impair the right of such Purchaser to receive the applicable number of shares of Series Seed Preferred Stock shown opposite such Purchaser’s name on </w:t>
+        <w:t>such Purchaser’s Convertible Securities hereby are and will be deemed for all purposes to have been amended and modified by virtue hereof to the full extent necessary to permit and facilitate their conversion into the shares of Series Seed Preferred Stock, and, immediately prior to the Initial Closing, such Convertible Securities shall be deemed terminated in full and null, void and of no further force or effect; provided that the foregoing will not impair the right of such Purchaser to receive the applicab</w:t>
+      </w:r>
+      <w:r>
+        <w:rPr>
+          <w:rFonts w:asciiTheme="minorHAnsi" w:hAnsiTheme="minorHAnsi" w:cstheme="minorHAnsi"/>
+          <w:sz w:val="22"/>
+          <w:szCs w:val="22"/>
+        </w:rPr>
+        <w:t xml:space="preserve">le number of shares of Series Seed Preferred Stock shown opposite such Purchaser’s name on </w:t>
       </w:r>
       <w:r>
         <w:rPr>
@@ -11303,7 +11166,15 @@
           <w:sz w:val="22"/>
           <w:szCs w:val="22"/>
         </w:rPr>
-        <w:t>”), and any additional interest that accrues on such Convertible Securities after such date is hereby irrevocably waived (on behalf of such Purchaser and all other Purchasers) by the Purchasers.</w:t>
+        <w:t>”), and any additional interest that accrues on such Convertible Securities after such date is hereby irrevocably waived (on behalf of such Purchaser and all other Purchas</w:t>
+      </w:r>
+      <w:r>
+        <w:rPr>
+          <w:rFonts w:asciiTheme="minorHAnsi" w:hAnsiTheme="minorHAnsi" w:cstheme="minorHAnsi"/>
+          <w:sz w:val="22"/>
+          <w:szCs w:val="22"/>
+        </w:rPr>
+        <w:t>ers) by the Purchasers.</w:t>
       </w:r>
     </w:p>
     <w:p>
@@ -11323,19 +11194,8 @@
           <w:sz w:val="22"/>
           <w:szCs w:val="22"/>
         </w:rPr>
-        <w:lastRenderedPageBreak/>
-        <w:t>Such Purchaser hereby represents, warrants and confirms to the Company that: (</w:t>
-      </w:r>
-      <w:proofErr w:type="spellStart"/>
-      <w:r>
-        <w:rPr>
-          <w:rFonts w:asciiTheme="minorHAnsi" w:hAnsiTheme="minorHAnsi" w:cstheme="minorHAnsi"/>
-          <w:sz w:val="22"/>
-          <w:szCs w:val="22"/>
-        </w:rPr>
-        <w:t>i</w:t>
-      </w:r>
-      <w:proofErr w:type="spellEnd"/>
+        <w:t>Such Purchaser hereby represents, warrants and confirms to the Company that: (i</w:t>
+      </w:r>
       <w:r>
         <w:rPr>
           <w:rFonts w:asciiTheme="minorHAnsi" w:hAnsiTheme="minorHAnsi" w:cstheme="minorHAnsi"/>
@@ -11471,18 +11331,8 @@
           <w:sz w:val="22"/>
           <w:szCs w:val="22"/>
         </w:rPr>
-        <w:t xml:space="preserve"> at the Initial Closing and to receive rights provided for in this Agreement and as a holder of shares of Series Seed Preferred Stock under the Restated Charter, such Purchaser hereby waives any and all demands, claims, suits, actions, causes of actions, proceedings, assessments and rights in respect of such Purchaser’s Convertible Securities, including, without limitation, (</w:t>
-      </w:r>
-      <w:proofErr w:type="spellStart"/>
-      <w:r>
-        <w:rPr>
-          <w:rFonts w:asciiTheme="minorHAnsi" w:hAnsiTheme="minorHAnsi" w:cstheme="minorHAnsi"/>
-          <w:sz w:val="22"/>
-          <w:szCs w:val="22"/>
-        </w:rPr>
-        <w:t>i</w:t>
-      </w:r>
-      <w:proofErr w:type="spellEnd"/>
+        <w:t xml:space="preserve"> at the Initial Closing and to receive rights provided for in this Agreement and as a holder of shares of Series Seed Preferred Stock under the Restated Charter, such Purchaser hereby waives any and all demands, claims, suits, actions, causes of actions, proceedings, assessments and rights in respect of such Purchaser’s Convertible Securities, including, without limitation, (i</w:t>
+      </w:r>
       <w:r>
         <w:rPr>
           <w:rFonts w:asciiTheme="minorHAnsi" w:hAnsiTheme="minorHAnsi" w:cstheme="minorHAnsi"/>
@@ -11497,7 +11347,15 @@
           <w:sz w:val="22"/>
           <w:szCs w:val="22"/>
         </w:rPr>
-        <w:t xml:space="preserve">any principal or interest payments accrued beyond the Interest Accrual Date in excess of the amounts to be converted into the shares of Series Seed Preferred Stock as provided on </w:t>
+        <w:t>any principal or interest payments accrued beyond the Interest Accrual Date in excess of the amounts to be converted into</w:t>
+      </w:r>
+      <w:r>
+        <w:rPr>
+          <w:rFonts w:asciiTheme="minorHAnsi" w:hAnsiTheme="minorHAnsi" w:cstheme="minorHAnsi"/>
+          <w:sz w:val="22"/>
+          <w:szCs w:val="22"/>
+        </w:rPr>
+        <w:t xml:space="preserve"> the shares of Series Seed Preferred Stock as provided on </w:t>
       </w:r>
       <w:r>
         <w:rPr>
@@ -11825,7 +11683,15 @@
           <w:sz w:val="22"/>
           <w:szCs w:val="22"/>
         </w:rPr>
-        <w:t xml:space="preserve">quarterly unaudited financial statements for each fiscal quarter of the Company (except the last quarter of the Company’s fiscal year), including an unaudited balance sheet as of the end of such fiscal quarter, an unaudited </w:t>
+        <w:t>quarterly unaudited financial statements for each fiscal quarter of the Company (except the last quarter of the Company’s fiscal year), including an unaudited balance sheet as of the end of such fi</w:t>
+      </w:r>
+      <w:r>
+        <w:rPr>
+          <w:rFonts w:asciiTheme="minorHAnsi" w:hAnsiTheme="minorHAnsi" w:cstheme="minorHAnsi"/>
+          <w:sz w:val="22"/>
+          <w:szCs w:val="22"/>
+        </w:rPr>
+        <w:t xml:space="preserve">scal quarter, an unaudited </w:t>
       </w:r>
       <w:r>
         <w:rPr>
@@ -12042,7 +11908,15 @@
           <w:sz w:val="22"/>
           <w:szCs w:val="22"/>
         </w:rPr>
-        <w:t xml:space="preserve">not disclose, divulge or use for any purpose (other than to monitor its investment in the Company) </w:t>
+        <w:t>not disclose, divulge or use for any purpose (other than t</w:t>
+      </w:r>
+      <w:r>
+        <w:rPr>
+          <w:rFonts w:asciiTheme="minorHAnsi" w:hAnsiTheme="minorHAnsi" w:cstheme="minorHAnsi"/>
+          <w:sz w:val="22"/>
+          <w:szCs w:val="22"/>
+        </w:rPr>
+        <w:t xml:space="preserve">o monitor its investment in the Company) </w:t>
       </w:r>
       <w:bookmarkStart w:id="61" w:name="_Toc474641407"/>
       <w:bookmarkStart w:id="62" w:name="_Toc474641501"/>
@@ -12116,7 +11990,6 @@
           <w:sz w:val="22"/>
           <w:szCs w:val="22"/>
         </w:rPr>
-        <w:lastRenderedPageBreak/>
         <w:t>Inspection Rights</w:t>
       </w:r>
       <w:r>
@@ -12377,7 +12250,16 @@
           <w:sz w:val="22"/>
           <w:szCs w:val="22"/>
         </w:rPr>
-        <w:t>executed by the investors purchasing securities in the Next Financing (such documents</w:t>
+        <w:t xml:space="preserve">executed by the investors purchasing securities in the Next Financing (such </w:t>
+      </w:r>
+      <w:r>
+        <w:rPr>
+          <w:rFonts w:asciiTheme="minorHAnsi" w:hAnsiTheme="minorHAnsi" w:cstheme="minorHAnsi"/>
+          <w:bCs/>
+          <w:sz w:val="22"/>
+          <w:szCs w:val="22"/>
+        </w:rPr>
+        <w:t>documents</w:t>
       </w:r>
       <w:r>
         <w:rPr>
@@ -12842,7 +12724,15 @@
           <w:sz w:val="22"/>
           <w:szCs w:val="22"/>
         </w:rPr>
-        <w:t xml:space="preserve"> have a right to purchase that portion of the securities proposed to be transferred by such </w:t>
+        <w:t xml:space="preserve"> have a right to purchase that portion of the securities proposed </w:t>
+      </w:r>
+      <w:r>
+        <w:rPr>
+          <w:rFonts w:asciiTheme="minorHAnsi" w:hAnsiTheme="minorHAnsi" w:cstheme="minorHAnsi"/>
+          <w:sz w:val="22"/>
+          <w:szCs w:val="22"/>
+        </w:rPr>
+        <w:t xml:space="preserve">to be transferred by such </w:t>
       </w:r>
       <w:r>
         <w:rPr>
@@ -13195,7 +13085,6 @@
           <w:sz w:val="22"/>
           <w:szCs w:val="22"/>
         </w:rPr>
-        <w:lastRenderedPageBreak/>
         <w:t>(a)</w:t>
       </w:r>
       <w:r>
@@ -13490,18 +13379,8 @@
           <w:sz w:val="22"/>
           <w:szCs w:val="22"/>
         </w:rPr>
-        <w:t>be required: (</w:t>
-      </w:r>
-      <w:proofErr w:type="spellStart"/>
-      <w:r>
-        <w:rPr>
-          <w:rFonts w:asciiTheme="minorHAnsi" w:hAnsiTheme="minorHAnsi" w:cstheme="minorHAnsi"/>
-          <w:sz w:val="22"/>
-          <w:szCs w:val="22"/>
-        </w:rPr>
-        <w:t>i</w:t>
-      </w:r>
-      <w:proofErr w:type="spellEnd"/>
+        <w:t>be required: (i</w:t>
+      </w:r>
       <w:r>
         <w:rPr>
           <w:rFonts w:asciiTheme="minorHAnsi" w:hAnsiTheme="minorHAnsi" w:cstheme="minorHAnsi"/>
@@ -13740,7 +13619,15 @@
           <w:sz w:val="22"/>
           <w:szCs w:val="22"/>
         </w:rPr>
-        <w:t xml:space="preserve"> spouse or lineal descendants or ancestors or any trust for any of the foregoing; provided that</w:t>
+        <w:t xml:space="preserve"> spouse or lineal descendants or ancestors or any trust for any</w:t>
+      </w:r>
+      <w:r>
+        <w:rPr>
+          <w:rFonts w:asciiTheme="minorHAnsi" w:hAnsiTheme="minorHAnsi" w:cstheme="minorHAnsi"/>
+          <w:sz w:val="22"/>
+          <w:szCs w:val="22"/>
+        </w:rPr>
+        <w:t xml:space="preserve"> of the foregoing; provided that</w:t>
       </w:r>
       <w:r>
         <w:rPr>
@@ -14369,18 +14256,8 @@
           <w:sz w:val="22"/>
           <w:szCs w:val="22"/>
         </w:rPr>
-        <w:t xml:space="preserve"> each of (</w:t>
-      </w:r>
-      <w:proofErr w:type="spellStart"/>
-      <w:r>
-        <w:rPr>
-          <w:rFonts w:asciiTheme="minorHAnsi" w:hAnsiTheme="minorHAnsi" w:cstheme="minorHAnsi"/>
-          <w:sz w:val="22"/>
-          <w:szCs w:val="22"/>
-        </w:rPr>
-        <w:t>i</w:t>
-      </w:r>
-      <w:proofErr w:type="spellEnd"/>
+        <w:t xml:space="preserve"> each of (i</w:t>
+      </w:r>
       <w:r>
         <w:rPr>
           <w:rFonts w:asciiTheme="minorHAnsi" w:hAnsiTheme="minorHAnsi" w:cstheme="minorHAnsi"/>
@@ -14467,16 +14344,7 @@
           <w:sz w:val="22"/>
           <w:szCs w:val="22"/>
         </w:rPr>
-        <w:t xml:space="preserve">issuable </w:t>
-      </w:r>
-      <w:r>
-        <w:rPr>
-          <w:rFonts w:asciiTheme="minorHAnsi" w:hAnsiTheme="minorHAnsi" w:cstheme="minorHAnsi"/>
-          <w:sz w:val="22"/>
-          <w:szCs w:val="22"/>
-        </w:rPr>
-        <w:lastRenderedPageBreak/>
-        <w:t xml:space="preserve">upon conversion of the shares of </w:t>
+        <w:t xml:space="preserve">issuable upon conversion of the shares of </w:t>
       </w:r>
       <w:r>
         <w:rPr>
@@ -14556,7 +14424,15 @@
           <w:sz w:val="22"/>
           <w:szCs w:val="22"/>
         </w:rPr>
-        <w:t xml:space="preserve">vote (in person, by proxy or by action by written consent, as applicable) all shares of capital stock of the Company now or hereafter directly or indirectly owned of record or beneficially by such </w:t>
+        <w:t>vote (in person, by proxy or by action by written consent, as applicable) all shares of capital stock of the Company now or here</w:t>
+      </w:r>
+      <w:r>
+        <w:rPr>
+          <w:rFonts w:asciiTheme="minorHAnsi" w:hAnsiTheme="minorHAnsi" w:cstheme="minorHAnsi"/>
+          <w:sz w:val="22"/>
+          <w:szCs w:val="22"/>
+        </w:rPr>
+        <w:t xml:space="preserve">after directly or indirectly owned of record or beneficially by such </w:t>
       </w:r>
       <w:r>
         <w:rPr>
@@ -15014,6 +14890,13 @@
           <w:szCs w:val="22"/>
         </w:rPr>
         <w:tab/>
+      </w:r>
+      <w:r>
+        <w:rPr>
+          <w:rFonts w:asciiTheme="minorHAnsi" w:hAnsiTheme="minorHAnsi" w:cstheme="minorHAnsi"/>
+          <w:sz w:val="22"/>
+          <w:szCs w:val="22"/>
+        </w:rPr>
         <w:t xml:space="preserve">any representations and warranties to be made by </w:t>
       </w:r>
       <w:r>
@@ -15054,18 +14937,8 @@
           <w:sz w:val="22"/>
           <w:szCs w:val="22"/>
         </w:rPr>
-        <w:t>hares, including representations and warranties that (</w:t>
-      </w:r>
-      <w:proofErr w:type="spellStart"/>
-      <w:r>
-        <w:rPr>
-          <w:rFonts w:asciiTheme="minorHAnsi" w:hAnsiTheme="minorHAnsi" w:cstheme="minorHAnsi"/>
-          <w:sz w:val="22"/>
-          <w:szCs w:val="22"/>
-        </w:rPr>
-        <w:t>i</w:t>
-      </w:r>
-      <w:proofErr w:type="spellEnd"/>
+        <w:t>hares, including representations and warranties that (i</w:t>
+      </w:r>
       <w:r>
         <w:rPr>
           <w:rFonts w:asciiTheme="minorHAnsi" w:hAnsiTheme="minorHAnsi" w:cstheme="minorHAnsi"/>
@@ -15168,7 +15041,15 @@
           <w:sz w:val="22"/>
           <w:szCs w:val="22"/>
         </w:rPr>
-        <w:t xml:space="preserve"> in connection with the transaction have been duly authorized, if applicable, (iii</w:t>
+        <w:t xml:space="preserve"> in connection with the transaction have b</w:t>
+      </w:r>
+      <w:r>
+        <w:rPr>
+          <w:rFonts w:asciiTheme="minorHAnsi" w:hAnsiTheme="minorHAnsi" w:cstheme="minorHAnsi"/>
+          <w:sz w:val="22"/>
+          <w:szCs w:val="22"/>
+        </w:rPr>
+        <w:t>een duly authorized, if applicable, (iii</w:t>
       </w:r>
       <w:r>
         <w:rPr>
@@ -15296,7 +15177,15 @@
           <w:sz w:val="22"/>
           <w:szCs w:val="22"/>
         </w:rPr>
-        <w:t xml:space="preserve"> or judgment, order</w:t>
+        <w:t xml:space="preserve"> or judgment,</w:t>
+      </w:r>
+      <w:r>
+        <w:rPr>
+          <w:rFonts w:asciiTheme="minorHAnsi" w:hAnsiTheme="minorHAnsi" w:cstheme="minorHAnsi"/>
+          <w:sz w:val="22"/>
+          <w:szCs w:val="22"/>
+        </w:rPr>
+        <w:t xml:space="preserve"> order</w:t>
       </w:r>
       <w:r>
         <w:rPr>
@@ -15540,7 +15429,15 @@
           <w:sz w:val="22"/>
           <w:szCs w:val="22"/>
         </w:rPr>
-        <w:t xml:space="preserve"> and covenants provided by a</w:t>
+        <w:t xml:space="preserve"> and cove</w:t>
+      </w:r>
+      <w:r>
+        <w:rPr>
+          <w:rFonts w:asciiTheme="minorHAnsi" w:hAnsiTheme="minorHAnsi" w:cstheme="minorHAnsi"/>
+          <w:sz w:val="22"/>
+          <w:szCs w:val="22"/>
+        </w:rPr>
+        <w:t>nants provided by a</w:t>
       </w:r>
       <w:r>
         <w:rPr>
@@ -15782,16 +15679,7 @@
           <w:sz w:val="22"/>
           <w:szCs w:val="22"/>
         </w:rPr>
-        <w:t xml:space="preserve">) of a negotiated aggregate indemnification </w:t>
-      </w:r>
-      <w:r>
-        <w:rPr>
-          <w:rFonts w:asciiTheme="minorHAnsi" w:hAnsiTheme="minorHAnsi" w:cstheme="minorHAnsi"/>
-          <w:sz w:val="22"/>
-          <w:szCs w:val="22"/>
-        </w:rPr>
-        <w:lastRenderedPageBreak/>
-        <w:t xml:space="preserve">amount that applies equally to all </w:t>
+        <w:t xml:space="preserve">) of a negotiated aggregate indemnification amount that applies equally to all </w:t>
       </w:r>
       <w:r>
         <w:rPr>
@@ -15911,7 +15799,15 @@
           <w:sz w:val="22"/>
           <w:szCs w:val="22"/>
         </w:rPr>
-        <w:t>older;</w:t>
+        <w:t>ol</w:t>
+      </w:r>
+      <w:r>
+        <w:rPr>
+          <w:rFonts w:asciiTheme="minorHAnsi" w:hAnsiTheme="minorHAnsi" w:cstheme="minorHAnsi"/>
+          <w:sz w:val="22"/>
+          <w:szCs w:val="22"/>
+        </w:rPr>
+        <w:t>der;</w:t>
       </w:r>
     </w:p>
     <w:p>
@@ -15945,18 +15841,8 @@
           <w:szCs w:val="22"/>
         </w:rPr>
         <w:tab/>
-        <w:t>upon the consummation of the Proposed Sale, (</w:t>
-      </w:r>
-      <w:proofErr w:type="spellStart"/>
-      <w:r>
-        <w:rPr>
-          <w:rFonts w:asciiTheme="minorHAnsi" w:hAnsiTheme="minorHAnsi" w:cstheme="minorHAnsi"/>
-          <w:sz w:val="22"/>
-          <w:szCs w:val="22"/>
-        </w:rPr>
-        <w:t>i</w:t>
-      </w:r>
-      <w:proofErr w:type="spellEnd"/>
+        <w:t>upon the consummation of the Proposed Sale, (i</w:t>
+      </w:r>
       <w:r>
         <w:rPr>
           <w:rFonts w:asciiTheme="minorHAnsi" w:hAnsiTheme="minorHAnsi" w:cstheme="minorHAnsi"/>
@@ -16227,7 +16113,15 @@
           <w:sz w:val="22"/>
           <w:szCs w:val="22"/>
         </w:rPr>
-        <w:t xml:space="preserve">elect to receive a lesser amount, the aggregate consideration receivable by all holders of Preferred Stock and Common Stock </w:t>
+        <w:t>elect to receive a lesser am</w:t>
+      </w:r>
+      <w:r>
+        <w:rPr>
+          <w:rFonts w:asciiTheme="minorHAnsi" w:hAnsiTheme="minorHAnsi" w:cstheme="minorHAnsi"/>
+          <w:sz w:val="22"/>
+          <w:szCs w:val="22"/>
+        </w:rPr>
+        <w:t xml:space="preserve">ount, the aggregate consideration receivable by all holders of Preferred Stock and Common Stock </w:t>
       </w:r>
       <w:r>
         <w:rPr>
@@ -16402,7 +16296,15 @@
           <w:sz w:val="22"/>
           <w:szCs w:val="22"/>
         </w:rPr>
-        <w:t xml:space="preserve">, as a condition precedent to entering into such agreement, to become a party to this Agreement by executing a counterpart signature page to this Agreement or an adoption agreement in a form reasonably satisfactory to the Company, agreeing to be bound by and subject to the terms of this Agreement as a Stockholder and thereafter such </w:t>
+        <w:t>, as a condition precedent to entering into such agreemen</w:t>
+      </w:r>
+      <w:r>
+        <w:rPr>
+          <w:rFonts w:asciiTheme="minorHAnsi" w:hAnsiTheme="minorHAnsi" w:cstheme="minorHAnsi"/>
+          <w:sz w:val="22"/>
+          <w:szCs w:val="22"/>
+        </w:rPr>
+        <w:t xml:space="preserve">t, to become a party to this Agreement by executing a counterpart signature page to this Agreement or an adoption agreement in a form reasonably satisfactory to the Company, agreeing to be bound by and subject to the terms of this Agreement as a Stockholder and thereafter such </w:t>
       </w:r>
       <w:r>
         <w:rPr>
@@ -16866,7 +16768,6 @@
           <w:sz w:val="22"/>
           <w:szCs w:val="22"/>
         </w:rPr>
-        <w:lastRenderedPageBreak/>
         <w:t>(a</w:t>
       </w:r>
       <w:r>
@@ -16915,7 +16816,15 @@
           <w:sz w:val="22"/>
           <w:szCs w:val="22"/>
         </w:rPr>
-        <w:t>shares of Common Stock or Preferred Stock issuable upon exercise of any options, warrants</w:t>
+        <w:t xml:space="preserve">shares of Common Stock or Preferred Stock </w:t>
+      </w:r>
+      <w:r>
+        <w:rPr>
+          <w:rFonts w:asciiTheme="minorHAnsi" w:hAnsiTheme="minorHAnsi" w:cstheme="minorHAnsi"/>
+          <w:sz w:val="22"/>
+          <w:szCs w:val="22"/>
+        </w:rPr>
+        <w:t>issuable upon exercise of any options, warrants</w:t>
       </w:r>
       <w:r>
         <w:rPr>
@@ -16995,7 +16904,15 @@
           <w:sz w:val="22"/>
           <w:szCs w:val="22"/>
         </w:rPr>
-        <w:t>to employees, officers, directors, contractors, consultants or advisers to, the Company or any subsidiary of the Company pursuant to incentive agreements, stock purchase or stock option plans, stock bonuses or awards, warrants, contracts or other arrangements that are approved by the Board; (e</w:t>
+        <w:t xml:space="preserve">to employees, officers, directors, contractors, consultants or advisers to, the </w:t>
+      </w:r>
+      <w:r>
+        <w:rPr>
+          <w:rFonts w:asciiTheme="minorHAnsi" w:hAnsiTheme="minorHAnsi" w:cstheme="minorHAnsi"/>
+          <w:sz w:val="22"/>
+          <w:szCs w:val="22"/>
+        </w:rPr>
+        <w:t>Company or any subsidiary of the Company pursuant to incentive agreements, stock purchase or stock option plans, stock bonuses or awards, warrants, contracts or other arrangements that are approved by the Board; (e</w:t>
       </w:r>
       <w:r>
         <w:rPr>
@@ -17059,7 +16976,15 @@
           <w:sz w:val="22"/>
           <w:szCs w:val="22"/>
         </w:rPr>
-        <w:t>shares of Common Stock issued or issuable by the Company to the public pursuant to a registration statement filed under the Securities Act.</w:t>
+        <w:t>shares of Common Stock i</w:t>
+      </w:r>
+      <w:r>
+        <w:rPr>
+          <w:rFonts w:asciiTheme="minorHAnsi" w:hAnsiTheme="minorHAnsi" w:cstheme="minorHAnsi"/>
+          <w:sz w:val="22"/>
+          <w:szCs w:val="22"/>
+        </w:rPr>
+        <w:t>ssued or issuable by the Company to the public pursuant to a registration statement filed under the Securities Act.</w:t>
       </w:r>
       <w:bookmarkEnd w:id="82"/>
     </w:p>
@@ -17219,7 +17144,15 @@
           <w:sz w:val="22"/>
           <w:szCs w:val="22"/>
         </w:rPr>
-        <w:t>, to agree in writing to purchase such Major Purchaser’s Pro Rata Share of such New Securities for the price and upon the general terms specified in the Notice by giving written notice to the Company and stating therein the quantity of New Securities to be purchased (not to exceed such Major Purchaser’s Pro Rata Share).</w:t>
+        <w:t>, to agree in writing to purchase such Major Purchaser’s Pro Rata Share of such New Securities for the price and upon the general terms specifie</w:t>
+      </w:r>
+      <w:r>
+        <w:rPr>
+          <w:rFonts w:asciiTheme="minorHAnsi" w:hAnsiTheme="minorHAnsi" w:cstheme="minorHAnsi"/>
+          <w:sz w:val="22"/>
+          <w:szCs w:val="22"/>
+        </w:rPr>
+        <w:t>d in the Notice by giving written notice to the Company and stating therein the quantity of New Securities to be purchased (not to exceed such Major Purchaser’s Pro Rata Share).</w:t>
       </w:r>
     </w:p>
     <w:p>
@@ -17368,7 +17301,15 @@
           <w:sz w:val="22"/>
           <w:szCs w:val="22"/>
         </w:rPr>
-        <w:t xml:space="preserve">day period, then the Company </w:t>
+        <w:t>day period, then th</w:t>
+      </w:r>
+      <w:r>
+        <w:rPr>
+          <w:rFonts w:asciiTheme="minorHAnsi" w:hAnsiTheme="minorHAnsi" w:cstheme="minorHAnsi"/>
+          <w:sz w:val="22"/>
+          <w:szCs w:val="22"/>
+        </w:rPr>
+        <w:t xml:space="preserve">e Company </w:t>
       </w:r>
       <w:r>
         <w:rPr>
@@ -17573,7 +17514,15 @@
           <w:sz w:val="22"/>
           <w:szCs w:val="22"/>
         </w:rPr>
-        <w:t>”), or cause the Voting Shares to be voted, in such manner as may be necessary to elect (and maintain in office) as the members of the Board:</w:t>
+        <w:t>”), or cause the Voting Shares to be voted, in such manner as may be necessary to elect (and maintain in office) as</w:t>
+      </w:r>
+      <w:r>
+        <w:rPr>
+          <w:rFonts w:asciiTheme="minorHAnsi" w:hAnsiTheme="minorHAnsi" w:cstheme="minorHAnsi"/>
+          <w:sz w:val="22"/>
+          <w:szCs w:val="22"/>
+        </w:rPr>
+        <w:t xml:space="preserve"> the members of the Board:</w:t>
       </w:r>
     </w:p>
     <w:p>
@@ -17596,23 +17545,13 @@
         </w:rPr>
         <w:t xml:space="preserve">that number of individuals equal to the Common Board Member Count designated from time to time in a writing delivered to the Company and signed by Common Control Holders who then hold </w:t>
       </w:r>
-      <w:proofErr w:type="gramStart"/>
-      <w:r>
-        <w:rPr>
-          <w:rFonts w:asciiTheme="minorHAnsi" w:hAnsiTheme="minorHAnsi" w:cstheme="minorHAnsi"/>
-          <w:sz w:val="22"/>
-          <w:szCs w:val="22"/>
-        </w:rPr>
-        <w:t>a majority of</w:t>
-      </w:r>
-      <w:proofErr w:type="gramEnd"/>
-      <w:r>
-        <w:rPr>
-          <w:rFonts w:asciiTheme="minorHAnsi" w:hAnsiTheme="minorHAnsi" w:cstheme="minorHAnsi"/>
-          <w:sz w:val="22"/>
-          <w:szCs w:val="22"/>
-        </w:rPr>
-        <w:t xml:space="preserve"> the then-outstanding </w:t>
+      <w:r>
+        <w:rPr>
+          <w:rFonts w:asciiTheme="minorHAnsi" w:hAnsiTheme="minorHAnsi" w:cstheme="minorHAnsi"/>
+          <w:sz w:val="22"/>
+          <w:szCs w:val="22"/>
+        </w:rPr>
+        <w:t xml:space="preserve">a majority of the then-outstanding </w:t>
       </w:r>
       <w:r>
         <w:rPr>
@@ -17649,34 +17588,7 @@
           <w:sz w:val="22"/>
           <w:szCs w:val="22"/>
         </w:rPr>
-        <w:t xml:space="preserve">that number of individuals equal to the Series Seed Board Member Count designated from time to time in a writing delivered to the Company and signed by Purchasers </w:t>
-      </w:r>
-      <w:r>
-        <w:rPr>
-          <w:rFonts w:asciiTheme="minorHAnsi" w:hAnsiTheme="minorHAnsi" w:cstheme="minorHAnsi"/>
-          <w:sz w:val="22"/>
-          <w:szCs w:val="22"/>
-        </w:rPr>
-        <w:lastRenderedPageBreak/>
-        <w:t xml:space="preserve">who then hold </w:t>
-      </w:r>
-      <w:proofErr w:type="gramStart"/>
-      <w:r>
-        <w:rPr>
-          <w:rFonts w:asciiTheme="minorHAnsi" w:hAnsiTheme="minorHAnsi" w:cstheme="minorHAnsi"/>
-          <w:sz w:val="22"/>
-          <w:szCs w:val="22"/>
-        </w:rPr>
-        <w:t>a majority of</w:t>
-      </w:r>
-      <w:proofErr w:type="gramEnd"/>
-      <w:r>
-        <w:rPr>
-          <w:rFonts w:asciiTheme="minorHAnsi" w:hAnsiTheme="minorHAnsi" w:cstheme="minorHAnsi"/>
-          <w:sz w:val="22"/>
-          <w:szCs w:val="22"/>
-        </w:rPr>
-        <w:t xml:space="preserve"> the then</w:t>
+        <w:t>that number of individuals equal to the Series Seed Board Member Count designated from time to time in a writing delivered to the Company and signed by Purchasers who then hold a majority of the then</w:t>
       </w:r>
       <w:r>
         <w:rPr>
@@ -17907,7 +17819,15 @@
           <w:sz w:val="22"/>
           <w:szCs w:val="22"/>
         </w:rPr>
-        <w:t xml:space="preserve">Stockholder’s true and lawful proxy and attorney, with the power to act alone and with full power of substitution, to vote all shares of the Company’s capital stock held by </w:t>
+        <w:t>Stockholder’s true and lawful proxy and attorney, with the power to act alone and with full power of substitution, to vote all shares of th</w:t>
+      </w:r>
+      <w:r>
+        <w:rPr>
+          <w:rFonts w:asciiTheme="minorHAnsi" w:hAnsiTheme="minorHAnsi" w:cstheme="minorHAnsi"/>
+          <w:sz w:val="22"/>
+          <w:szCs w:val="22"/>
+        </w:rPr>
+        <w:t xml:space="preserve">e Company’s capital stock held by </w:t>
       </w:r>
       <w:r>
         <w:rPr>
@@ -18035,7 +17955,15 @@
           <w:sz w:val="22"/>
           <w:szCs w:val="22"/>
         </w:rPr>
-        <w:t xml:space="preserve">Stockholder’s Voting Shares or execute such other instruments in accordance with the provisions of this Agreement within five days of the Company’s or any other party’s written request for </w:t>
+        <w:t>Stockholder’s Voting Shares or execute such other instruments in accordance with the provisions of this Agr</w:t>
+      </w:r>
+      <w:r>
+        <w:rPr>
+          <w:rFonts w:asciiTheme="minorHAnsi" w:hAnsiTheme="minorHAnsi" w:cstheme="minorHAnsi"/>
+          <w:sz w:val="22"/>
+          <w:szCs w:val="22"/>
+        </w:rPr>
+        <w:t xml:space="preserve">eement within five days of the Company’s or any other party’s written request for </w:t>
       </w:r>
       <w:r>
         <w:rPr>
@@ -18620,16 +18548,7 @@
           <w:sz w:val="22"/>
           <w:szCs w:val="22"/>
         </w:rPr>
-        <w:t xml:space="preserve"> constitute one and the same instrument. Counterparts may be delivered via facsimile, electronic mail (including pdf or any electronic signature complying with the U.S. federal ESIGN Act of 2000, Uniform Electronic Transactions Act or other applicable law) or other transmission method and any counterpart so </w:t>
-      </w:r>
-      <w:r>
-        <w:rPr>
-          <w:rFonts w:asciiTheme="minorHAnsi" w:hAnsiTheme="minorHAnsi" w:cstheme="minorHAnsi"/>
-          <w:sz w:val="22"/>
-          <w:szCs w:val="22"/>
-        </w:rPr>
-        <w:lastRenderedPageBreak/>
-        <w:t xml:space="preserve">delivered </w:t>
+        <w:t xml:space="preserve"> constitute one and the same instrument. Counterparts may be delivered via facsimile, electronic mail (including pdf or any electronic signature complying with the U.S. federal ESIGN Act of 2000, Uniform Electronic Transactions Act or other applicable law) or other transmission method and any counterpart so delivered </w:t>
       </w:r>
       <w:r>
         <w:rPr>
@@ -18935,7 +18854,16 @@
           <w:sz w:val="22"/>
           <w:szCs w:val="22"/>
         </w:rPr>
-        <w:t>one business day after deposit with a nationally recognized overnight courier, freight prepaid, specifying next business day delivery, with written verification of receipt</w:t>
+        <w:t>one business day after deposit with a nationally recognized overnight courier, freight prepaid, specifying next business day delivery, with written verifi</w:t>
+      </w:r>
+      <w:r>
+        <w:rPr>
+          <w:rFonts w:asciiTheme="minorHAnsi" w:hAnsiTheme="minorHAnsi" w:cstheme="minorHAnsi"/>
+          <w:snapToGrid w:val="0"/>
+          <w:sz w:val="22"/>
+          <w:szCs w:val="22"/>
+        </w:rPr>
+        <w:t>cation of receipt</w:t>
       </w:r>
       <w:r>
         <w:rPr>
@@ -19227,7 +19155,15 @@
           <w:sz w:val="22"/>
           <w:szCs w:val="22"/>
         </w:rPr>
-        <w:t xml:space="preserve"> indemnify</w:t>
+        <w:t xml:space="preserve"> ind</w:t>
+      </w:r>
+      <w:r>
+        <w:rPr>
+          <w:rFonts w:asciiTheme="minorHAnsi" w:hAnsiTheme="minorHAnsi" w:cstheme="minorHAnsi"/>
+          <w:sz w:val="22"/>
+          <w:szCs w:val="22"/>
+        </w:rPr>
+        <w:t>emnify</w:t>
       </w:r>
       <w:r>
         <w:rPr>
@@ -20098,16 +20034,7 @@
           <w:sz w:val="22"/>
           <w:szCs w:val="22"/>
         </w:rPr>
-        <w:t xml:space="preserve">Seed Preferred Stock (or Common Stock issuable upon conversion thereof) or Common Stock from a </w:t>
-      </w:r>
-      <w:r>
-        <w:rPr>
-          <w:rFonts w:asciiTheme="minorHAnsi" w:hAnsiTheme="minorHAnsi" w:cstheme="minorHAnsi"/>
-          <w:sz w:val="22"/>
-          <w:szCs w:val="22"/>
-        </w:rPr>
-        <w:lastRenderedPageBreak/>
-        <w:t xml:space="preserve">Purchaser or </w:t>
+        <w:t xml:space="preserve">Seed Preferred Stock (or Common Stock issuable upon conversion thereof) or Common Stock from a Purchaser or </w:t>
       </w:r>
       <w:r>
         <w:rPr>
@@ -20454,7 +20381,15 @@
           <w:sz w:val="22"/>
           <w:szCs w:val="22"/>
         </w:rPr>
-        <w:t xml:space="preserve">be deemed a waiver of any other breach or default </w:t>
+        <w:t>be deemed a waiver of any other breach</w:t>
+      </w:r>
+      <w:r>
+        <w:rPr>
+          <w:rFonts w:asciiTheme="minorHAnsi" w:hAnsiTheme="minorHAnsi" w:cstheme="minorHAnsi"/>
+          <w:sz w:val="22"/>
+          <w:szCs w:val="22"/>
+        </w:rPr>
+        <w:t xml:space="preserve"> or default </w:t>
       </w:r>
       <w:r>
         <w:rPr>
@@ -21764,7 +21699,6 @@
           <w:sz w:val="22"/>
           <w:szCs w:val="22"/>
         </w:rPr>
-        <w:lastRenderedPageBreak/>
         <w:t xml:space="preserve">The parties </w:t>
       </w:r>
       <w:r>
@@ -22155,7 +22089,6 @@
           <w:sz w:val="22"/>
           <w:szCs w:val="22"/>
         </w:rPr>
-        <w:lastRenderedPageBreak/>
         <w:t>T</w:t>
       </w:r>
       <w:r>
@@ -22372,7 +22305,6 @@
           <w:sz w:val="22"/>
           <w:szCs w:val="22"/>
         </w:rPr>
-        <w:lastRenderedPageBreak/>
         <w:tab/>
       </w:r>
       <w:r>
@@ -23117,7 +23049,6 @@
           <w:sz w:val="22"/>
           <w:szCs w:val="22"/>
         </w:rPr>
-        <w:lastRenderedPageBreak/>
         <w:t>EXHIBIT C</w:t>
       </w:r>
     </w:p>
@@ -23212,7 +23143,6 @@
           <w:sz w:val="22"/>
           <w:szCs w:val="22"/>
         </w:rPr>
-        <w:lastRenderedPageBreak/>
         <w:t>EXHIBIT D</w:t>
       </w:r>
     </w:p>
@@ -23431,7 +23361,17 @@
           <w:szCs w:val="22"/>
           <w:specVanish/>
         </w:rPr>
-        <w:t xml:space="preserve">Where any representation or warranty is limited or qualified by the materiality of the matters to which the representation or warranty are given, the inclusion of any matter in this Disclosure Schedule does not constitute </w:t>
+        <w:t>Where any representation or warranty is limited or qualified by the materiality of the matters to which the representation</w:t>
+      </w:r>
+      <w:r>
+        <w:rPr>
+          <w:rFonts w:asciiTheme="minorHAnsi" w:hAnsiTheme="minorHAnsi" w:cstheme="minorHAnsi"/>
+          <w:color w:val="000000"/>
+          <w:sz w:val="22"/>
+          <w:szCs w:val="22"/>
+          <w:specVanish/>
+        </w:rPr>
+        <w:t xml:space="preserve"> or warranty are given, the inclusion of any matter in this Disclosure Schedule does not constitute </w:t>
       </w:r>
       <w:r>
         <w:rPr>
@@ -24269,13 +24209,8 @@
       </w:r>
     </w:p>
     <w:p>
-      <w:proofErr w:type="gramStart"/>
-      <w:r>
-        <w:t>(..</w:t>
-      </w:r>
-      <w:proofErr w:type="gramEnd"/>
-      <w:r>
-        <w:t>continued)</w:t>
+      <w:r>
+        <w:t>(..continued)</w:t>
       </w:r>
     </w:p>
   </w:footnote>
@@ -24433,7 +24368,7 @@
         <v:path o:extrusionok="f" gradientshapeok="t" o:connecttype="rect"/>
         <o:lock v:ext="edit" aspectratio="t"/>
       </v:shapetype>
-      <v:shape id="_x0000_i1025" type="#_x0000_t75" style="width:11.85pt;height:11.85pt" o:bullet="t">
+      <v:shape id="_x0000_i1025" type="#_x0000_t75" style="width:12pt;height:12pt" o:bullet="t">
         <v:imagedata r:id="rId1" o:title=""/>
       </v:shape>
     </w:pict>
@@ -27382,47 +27317,23 @@
 </file>
 
 <file path=customXml/item1.xml><?xml version="1.0" encoding="utf-8"?>
-<Dictionary xmlns="http://schemas.business-integrity.com/dealbuilder/2006/dictionary" SavedByVersion="9.13.39195.0" MinimumVersion="7.2.0.0"/>
+<b:Sources xmlns:b="http://schemas.openxmlformats.org/officeDocument/2006/bibliography" xmlns="http://schemas.openxmlformats.org/officeDocument/2006/bibliography" SelectedStyle="" StyleName=""/>
 </file>
 
 <file path=customXml/item2.xml><?xml version="1.0" encoding="utf-8"?>
-<b:Sources xmlns:b="http://schemas.openxmlformats.org/officeDocument/2006/bibliography" xmlns="http://schemas.openxmlformats.org/officeDocument/2006/bibliography" SelectedStyle="" StyleName=""/>
+<Dictionary xmlns="http://schemas.business-integrity.com/dealbuilder/2006/dictionary" SavedByVersion="9.13.39195.0" MinimumVersion="7.2.0.0"/>
 </file>
 
 <file path=customXml/item3.xml><?xml version="1.0" encoding="utf-8"?>
 <?mso-contentType ?>
-<spe:Receivers xmlns:spe="http://schemas.microsoft.com/sharepoint/events"/>
+<FormTemplates xmlns="http://schemas.microsoft.com/sharepoint/v3/contenttype/forms">
+  <Display>DocumentLibraryForm</Display>
+  <Edit>DocumentLibraryForm</Edit>
+  <New>DocumentLibraryForm</New>
+</FormTemplates>
 </file>
 
 <file path=customXml/item4.xml><?xml version="1.0" encoding="utf-8"?>
-<p:properties xmlns:p="http://schemas.microsoft.com/office/2006/metadata/properties" xmlns:xsi="http://www.w3.org/2001/XMLSchema-instance" xmlns:pc="http://schemas.microsoft.com/office/infopath/2007/PartnerControls">
-  <documentManagement>
-    <AssignedTo xmlns="http://schemas.microsoft.com/sharepoint/v3">
-      <UserInfo>
-        <DisplayName/>
-        <AccountId xsi:nil="true"/>
-        <AccountType/>
-      </UserInfo>
-    </AssignedTo>
-    <TaskStatus xmlns="http://schemas.microsoft.com/sharepoint/v3/fields">In Production</TaskStatus>
-    <Package xmlns="ebaa18be-00df-4443-a2c3-3b0380abba8a">GO-Series Seed</Package>
-    <Other_x0020_Masters xmlns="ebaa18be-00df-4443-a2c3-3b0380abba8a">
-      <Value>None</Value>
-    </Other_x0020_Masters>
-    <Related_x0020_Templates xmlns="ebaa18be-00df-4443-a2c3-3b0380abba8a"/>
-    <NameCopy xmlns="ebaa18be-00df-4443-a2c3-3b0380abba8a">Series Seed Stock Investment Agreement v-3-2 (Series Seed)</NameCopy>
-    <FieldName_A7F8E4D1_F9DA_4C96_BEA2_2B9B5C80DB7C_ xmlns="a5c0e432-7d4e-4824-b148-17f4f3323d1b" xsi:nil="true"/>
-    <Practice_x0020_Group xmlns="ebaa18be-00df-4443-a2c3-3b0380abba8a">Private Companies</Practice_x0020_Group>
-    <Template_x0020_Reference xmlns="ebaa18be-00df-4443-a2c3-3b0380abba8a">GO Series Seed Investment Agreement</Template_x0020_Reference>
-    <Profile xmlns="ebaa18be-00df-4443-a2c3-3b0380abba8a">
-      <Value>None</Value>
-    </Profile>
-    <Internal_x0020_Notes xmlns="ebaa18be-00df-4443-a2c3-3b0380abba8a">make any changes here on GitHub version as well</Internal_x0020_Notes>
-  </documentManagement>
-</p:properties>
-</file>
-
-<file path=customXml/item5.xml><?xml version="1.0" encoding="utf-8"?>
 <ct:contentTypeSchema xmlns:ct="http://schemas.microsoft.com/office/2006/metadata/contentType" xmlns:ma="http://schemas.microsoft.com/office/2006/metadata/properties/metaAttributes" ct:_="" ma:_="" ma:contentTypeName="Document" ma:contentTypeID="0x010100B647362456142A4885B21FAB25B4ABD4" ma:contentTypeVersion="29" ma:contentTypeDescription="Create a new document." ma:contentTypeScope="" ma:versionID="d1370ce72775cc883d509072a664c872">
   <xsd:schema xmlns:xsd="http://www.w3.org/2001/XMLSchema" xmlns:xs="http://www.w3.org/2001/XMLSchema" xmlns:p="http://schemas.microsoft.com/office/2006/metadata/properties" xmlns:ns1="http://schemas.microsoft.com/sharepoint/v3" xmlns:ns2="ebaa18be-00df-4443-a2c3-3b0380abba8a" xmlns:ns3="http://schemas.microsoft.com/sharepoint/v3/fields" xmlns:ns4="9ac20edd-4bf6-4c77-9ac8-1adb5ec15c8d" xmlns:ns5="a5c0e432-7d4e-4824-b148-17f4f3323d1b" targetNamespace="http://schemas.microsoft.com/office/2006/metadata/properties" ma:root="true" ma:fieldsID="c1c8575214f0d0cf7fe49421320f31f0" ns1:_="" ns2:_="" ns3:_="" ns4:_="" ns5:_="">
     <xsd:import namespace="http://schemas.microsoft.com/sharepoint/v3"/>
@@ -27852,13 +27763,37 @@
 </ct:contentTypeSchema>
 </file>
 
+<file path=customXml/item5.xml><?xml version="1.0" encoding="utf-8"?>
+<p:properties xmlns:p="http://schemas.microsoft.com/office/2006/metadata/properties" xmlns:xsi="http://www.w3.org/2001/XMLSchema-instance" xmlns:pc="http://schemas.microsoft.com/office/infopath/2007/PartnerControls">
+  <documentManagement>
+    <AssignedTo xmlns="http://schemas.microsoft.com/sharepoint/v3">
+      <UserInfo>
+        <DisplayName/>
+        <AccountId xsi:nil="true"/>
+        <AccountType/>
+      </UserInfo>
+    </AssignedTo>
+    <TaskStatus xmlns="http://schemas.microsoft.com/sharepoint/v3/fields">In Production</TaskStatus>
+    <Package xmlns="ebaa18be-00df-4443-a2c3-3b0380abba8a">GO-Series Seed</Package>
+    <Other_x0020_Masters xmlns="ebaa18be-00df-4443-a2c3-3b0380abba8a">
+      <Value>None</Value>
+    </Other_x0020_Masters>
+    <Related_x0020_Templates xmlns="ebaa18be-00df-4443-a2c3-3b0380abba8a"/>
+    <NameCopy xmlns="ebaa18be-00df-4443-a2c3-3b0380abba8a">Series Seed Stock Investment Agreement v-3-2 (Series Seed)</NameCopy>
+    <FieldName_A7F8E4D1_F9DA_4C96_BEA2_2B9B5C80DB7C_ xmlns="a5c0e432-7d4e-4824-b148-17f4f3323d1b" xsi:nil="true"/>
+    <Practice_x0020_Group xmlns="ebaa18be-00df-4443-a2c3-3b0380abba8a">Private Companies</Practice_x0020_Group>
+    <Template_x0020_Reference xmlns="ebaa18be-00df-4443-a2c3-3b0380abba8a">GO Series Seed Investment Agreement</Template_x0020_Reference>
+    <Profile xmlns="ebaa18be-00df-4443-a2c3-3b0380abba8a">
+      <Value>None</Value>
+    </Profile>
+    <Internal_x0020_Notes xmlns="ebaa18be-00df-4443-a2c3-3b0380abba8a">make any changes here on GitHub version as well</Internal_x0020_Notes>
+  </documentManagement>
+</p:properties>
+</file>
+
 <file path=customXml/item6.xml><?xml version="1.0" encoding="utf-8"?>
 <?mso-contentType ?>
-<FormTemplates xmlns="http://schemas.microsoft.com/sharepoint/v3/contenttype/forms">
-  <Display>DocumentLibraryForm</Display>
-  <Edit>DocumentLibraryForm</Edit>
-  <New>DocumentLibraryForm</New>
-</FormTemplates>
+<spe:Receivers xmlns:spe="http://schemas.microsoft.com/sharepoint/events"/>
 </file>
 
 <file path=customXml/item7.xml><?xml version="1.0" encoding="utf-8"?>
@@ -27866,6 +27801,14 @@
 </file>
 
 <file path=customXml/itemProps1.xml><?xml version="1.0" encoding="utf-8"?>
+<ds:datastoreItem xmlns:ds="http://schemas.openxmlformats.org/officeDocument/2006/customXml" ds:itemID="{5C64A0C4-7ADF-4C75-87D0-898AD7CADAAC}">
+  <ds:schemaRefs>
+    <ds:schemaRef ds:uri="http://schemas.openxmlformats.org/officeDocument/2006/bibliography"/>
+  </ds:schemaRefs>
+</ds:datastoreItem>
+</file>
+
+<file path=customXml/itemProps2.xml><?xml version="1.0" encoding="utf-8"?>
 <ds:datastoreItem xmlns:ds="http://schemas.openxmlformats.org/officeDocument/2006/customXml" ds:itemID="{1C232378-AFA7-4F8B-B549-B0153B1F387E}">
   <ds:schemaRefs>
     <ds:schemaRef ds:uri="http://schemas.business-integrity.com/dealbuilder/2006/dictionary"/>
@@ -27873,36 +27816,15 @@
 </ds:datastoreItem>
 </file>
 
-<file path=customXml/itemProps2.xml><?xml version="1.0" encoding="utf-8"?>
-<ds:datastoreItem xmlns:ds="http://schemas.openxmlformats.org/officeDocument/2006/customXml" ds:itemID="{5C64A0C4-7ADF-4C75-87D0-898AD7CADAAC}">
+<file path=customXml/itemProps3.xml><?xml version="1.0" encoding="utf-8"?>
+<ds:datastoreItem xmlns:ds="http://schemas.openxmlformats.org/officeDocument/2006/customXml" ds:itemID="{9DB82DE3-AB2C-400A-BDB6-1054B2EC09B8}">
   <ds:schemaRefs>
-    <ds:schemaRef ds:uri="http://schemas.openxmlformats.org/officeDocument/2006/bibliography"/>
-  </ds:schemaRefs>
-</ds:datastoreItem>
-</file>
-
-<file path=customXml/itemProps3.xml><?xml version="1.0" encoding="utf-8"?>
-<ds:datastoreItem xmlns:ds="http://schemas.openxmlformats.org/officeDocument/2006/customXml" ds:itemID="{75E3D278-04E6-4C51-B009-23B815C181B9}">
-  <ds:schemaRefs>
-    <ds:schemaRef ds:uri="http://schemas.microsoft.com/sharepoint/events"/>
+    <ds:schemaRef ds:uri="http://schemas.microsoft.com/sharepoint/v3/contenttype/forms"/>
   </ds:schemaRefs>
 </ds:datastoreItem>
 </file>
 
 <file path=customXml/itemProps4.xml><?xml version="1.0" encoding="utf-8"?>
-<ds:datastoreItem xmlns:ds="http://schemas.openxmlformats.org/officeDocument/2006/customXml" ds:itemID="{07D5CFE8-9F82-4C19-B050-F57C701F8CBB}">
-  <ds:schemaRefs>
-    <ds:schemaRef ds:uri="http://schemas.microsoft.com/office/2006/metadata/properties"/>
-    <ds:schemaRef ds:uri="http://schemas.microsoft.com/office/infopath/2007/PartnerControls"/>
-    <ds:schemaRef ds:uri="http://schemas.microsoft.com/sharepoint/v3"/>
-    <ds:schemaRef ds:uri="http://schemas.microsoft.com/sharepoint/v3/fields"/>
-    <ds:schemaRef ds:uri="ebaa18be-00df-4443-a2c3-3b0380abba8a"/>
-    <ds:schemaRef ds:uri="a5c0e432-7d4e-4824-b148-17f4f3323d1b"/>
-  </ds:schemaRefs>
-</ds:datastoreItem>
-</file>
-
-<file path=customXml/itemProps5.xml><?xml version="1.0" encoding="utf-8"?>
 <ds:datastoreItem xmlns:ds="http://schemas.openxmlformats.org/officeDocument/2006/customXml" ds:itemID="{B821D600-750B-40A9-8739-C5BD5CAD351A}">
   <ds:schemaRefs>
     <ds:schemaRef ds:uri="http://schemas.microsoft.com/office/2006/metadata/contentType"/>
@@ -27924,10 +27846,23 @@
 </ds:datastoreItem>
 </file>
 
+<file path=customXml/itemProps5.xml><?xml version="1.0" encoding="utf-8"?>
+<ds:datastoreItem xmlns:ds="http://schemas.openxmlformats.org/officeDocument/2006/customXml" ds:itemID="{07D5CFE8-9F82-4C19-B050-F57C701F8CBB}">
+  <ds:schemaRefs>
+    <ds:schemaRef ds:uri="http://schemas.microsoft.com/office/2006/metadata/properties"/>
+    <ds:schemaRef ds:uri="http://schemas.microsoft.com/office/infopath/2007/PartnerControls"/>
+    <ds:schemaRef ds:uri="http://schemas.microsoft.com/sharepoint/v3"/>
+    <ds:schemaRef ds:uri="http://schemas.microsoft.com/sharepoint/v3/fields"/>
+    <ds:schemaRef ds:uri="ebaa18be-00df-4443-a2c3-3b0380abba8a"/>
+    <ds:schemaRef ds:uri="a5c0e432-7d4e-4824-b148-17f4f3323d1b"/>
+  </ds:schemaRefs>
+</ds:datastoreItem>
+</file>
+
 <file path=customXml/itemProps6.xml><?xml version="1.0" encoding="utf-8"?>
-<ds:datastoreItem xmlns:ds="http://schemas.openxmlformats.org/officeDocument/2006/customXml" ds:itemID="{9DB82DE3-AB2C-400A-BDB6-1054B2EC09B8}">
+<ds:datastoreItem xmlns:ds="http://schemas.openxmlformats.org/officeDocument/2006/customXml" ds:itemID="{75E3D278-04E6-4C51-B009-23B815C181B9}">
   <ds:schemaRefs>
-    <ds:schemaRef ds:uri="http://schemas.microsoft.com/sharepoint/v3/contenttype/forms"/>
+    <ds:schemaRef ds:uri="http://schemas.microsoft.com/sharepoint/events"/>
   </ds:schemaRefs>
 </ds:datastoreItem>
 </file>
